--- a/docs/Storage-Appliance-Deployment-Guide.docx
+++ b/docs/Storage-Appliance-Deployment-Guide.docx
@@ -29,7 +29,7 @@
           <w:color w:val="000000"/>
           <w:sz w:val="18"/>
         </w:rPr>
-        <w:t>Applies to appliance release 1.1.0 | Guide version 1.1 | October 6, 2026</w:t>
+        <w:t>Applies to appliance release 1.2.0 | Guide version 1.2 | October 7, 2026</w:t>
       </w:r>
     </w:p>
     <w:p>
@@ -74,7 +74,7 @@
           <w:rFonts w:ascii="Arial" w:hAnsi="Arial"/>
           <w:color w:val="000000"/>
         </w:rPr>
-        <w:t>This guide describes the signed GA 1.1.0 production release. The exact OVA passed 167 Linux unit and security tests, OVF manifest and signed-checksum verification, VMware OVF Tool checks, and an import and first-boot smoke test with standard login enforced. Version 1.0.3 remains the most recently completed full guided-setup and end-to-end service qualification baseline.</w:t>
+        <w:t>This guide describes the signed GA 1.2.0 production release. The exact OVA passed 167 Linux unit and security tests, OVF manifest and signed-checksum verification, VMware OVF Tool checks, and an import and first-boot smoke test with standard login enforced. The signed 1.2.0 in-place update was also applied to the live appliance with its accounts, service configuration, and stored data preserved.</w:t>
       </w:r>
     </w:p>
     <w:p>
@@ -336,7 +336,7 @@
                 <w:color w:val="000000"/>
                 <w:sz w:val="18"/>
               </w:rPr>
-              <w:t>Storage-Appliance-1.1.0.ova</w:t>
+              <w:t>Storage-Appliance-1.2.0.ova</w:t>
             </w:r>
           </w:p>
         </w:tc>
@@ -761,7 +761,7 @@
           <w:color w:val="000000"/>
           <w:sz w:val="18"/>
         </w:rPr>
-        <w:t>Get-FileHash .\Storage-Appliance-1.1.0.ova -Algorithm SHA256</w:t>
+        <w:t>Get-FileHash .\Storage-Appliance-1.2.0.ova -Algorithm SHA256</w:t>
       </w:r>
     </w:p>
     <w:p>
@@ -781,7 +781,7 @@
           <w:rFonts w:ascii="Arial" w:hAnsi="Arial"/>
           <w:color w:val="000000"/>
         </w:rPr>
-        <w:t>8f3f304f9cff0814d4573e730c422cf52cb4c8e8491ee12d473b690e1d675ea1</w:t>
+        <w:t>6d153a7bc0839c66e44f84563a5f606e3935aafb36b5d20079fa3f8635057d15</w:t>
       </w:r>
     </w:p>
     <w:p>
@@ -2291,7 +2291,7 @@
           <w:rFonts w:ascii="Arial" w:hAnsi="Arial"/>
           <w:color w:val="000000"/>
         </w:rPr>
-        <w:t>For a password account, generate or enter a client-specific password, then show or copy it before saving. A saved SFTP password cannot be retrieved later.</w:t>
+        <w:t>For a password account, generate a 19-character client-specific password or enter an approved value, then show or copy it before saving. A saved SFTP password cannot be retrieved later.</w:t>
       </w:r>
     </w:p>
     <w:p>
@@ -3140,7 +3140,7 @@
         <w:color w:val="000000"/>
         <w:sz w:val="16"/>
       </w:rPr>
-      <w:t xml:space="preserve">Internal operator reference    |    Applies to 1.1.0    |    </w:t>
+      <w:t xml:space="preserve">Internal operator reference    |    Applies to 1.2.0    |    </w:t>
     </w:r>
     <w:r>
       <w:rPr>
